--- a/docs/dist/test-plan.docx
+++ b/docs/dist/test-plan.docx
@@ -2232,7 +2232,7 @@
               <a:graphicData uri="http://schemas.openxmlformats.org/drawingml/2006/picture">
                 <pic:pic>
                   <pic:nvPicPr>
-                    <pic:cNvPr descr="C:/Users/laxmi/AppData/Local/Temp/nova-docs-476d0089/test-plan-10.png" id="26" name="Picture"/>
+                    <pic:cNvPr descr="C:/Users/laxmi/AppData/Local/Temp/nova-docs-90a94cb5/test-plan-10.png" id="26" name="Picture"/>
                     <pic:cNvPicPr>
                       <a:picLocks noChangeArrowheads="1" noChangeAspect="1"/>
                     </pic:cNvPicPr>
@@ -4430,7 +4430,7 @@
               <a:graphicData uri="http://schemas.openxmlformats.org/drawingml/2006/picture">
                 <pic:pic>
                   <pic:nvPicPr>
-                    <pic:cNvPr descr="C:/Users/laxmi/AppData/Local/Temp/nova-docs-476d0089/test-plan-11.png" id="36" name="Picture"/>
+                    <pic:cNvPr descr="C:/Users/laxmi/AppData/Local/Temp/nova-docs-90a94cb5/test-plan-11.png" id="36" name="Picture"/>
                     <pic:cNvPicPr>
                       <a:picLocks noChangeArrowheads="1" noChangeAspect="1"/>
                     </pic:cNvPicPr>

--- a/docs/dist/test-plan.docx
+++ b/docs/dist/test-plan.docx
@@ -2232,7 +2232,7 @@
               <a:graphicData uri="http://schemas.openxmlformats.org/drawingml/2006/picture">
                 <pic:pic>
                   <pic:nvPicPr>
-                    <pic:cNvPr descr="C:/Users/laxmi/AppData/Local/Temp/nova-docs-90a94cb5/test-plan-10.png" id="26" name="Picture"/>
+                    <pic:cNvPr descr="C:/Users/laxmi/AppData/Local/Temp/nova-docs-29bc2e55/test-plan-10.png" id="26" name="Picture"/>
                     <pic:cNvPicPr>
                       <a:picLocks noChangeArrowheads="1" noChangeAspect="1"/>
                     </pic:cNvPicPr>
@@ -4430,7 +4430,7 @@
               <a:graphicData uri="http://schemas.openxmlformats.org/drawingml/2006/picture">
                 <pic:pic>
                   <pic:nvPicPr>
-                    <pic:cNvPr descr="C:/Users/laxmi/AppData/Local/Temp/nova-docs-90a94cb5/test-plan-11.png" id="36" name="Picture"/>
+                    <pic:cNvPr descr="C:/Users/laxmi/AppData/Local/Temp/nova-docs-29bc2e55/test-plan-11.png" id="36" name="Picture"/>
                     <pic:cNvPicPr>
                       <a:picLocks noChangeArrowheads="1" noChangeAspect="1"/>
                     </pic:cNvPicPr>

--- a/docs/dist/test-plan.docx
+++ b/docs/dist/test-plan.docx
@@ -2232,7 +2232,7 @@
               <a:graphicData uri="http://schemas.openxmlformats.org/drawingml/2006/picture">
                 <pic:pic>
                   <pic:nvPicPr>
-                    <pic:cNvPr descr="C:/Users/laxmi/AppData/Local/Temp/nova-docs-29bc2e55/test-plan-10.png" id="26" name="Picture"/>
+                    <pic:cNvPr descr="C:/Users/laxmi/AppData/Local/Temp/nova-docs-7d75132e/test-plan-10.png" id="26" name="Picture"/>
                     <pic:cNvPicPr>
                       <a:picLocks noChangeArrowheads="1" noChangeAspect="1"/>
                     </pic:cNvPicPr>
@@ -4430,7 +4430,7 @@
               <a:graphicData uri="http://schemas.openxmlformats.org/drawingml/2006/picture">
                 <pic:pic>
                   <pic:nvPicPr>
-                    <pic:cNvPr descr="C:/Users/laxmi/AppData/Local/Temp/nova-docs-29bc2e55/test-plan-11.png" id="36" name="Picture"/>
+                    <pic:cNvPr descr="C:/Users/laxmi/AppData/Local/Temp/nova-docs-7d75132e/test-plan-11.png" id="36" name="Picture"/>
                     <pic:cNvPicPr>
                       <a:picLocks noChangeArrowheads="1" noChangeAspect="1"/>
                     </pic:cNvPicPr>

--- a/docs/dist/test-plan.docx
+++ b/docs/dist/test-plan.docx
@@ -2232,7 +2232,7 @@
               <a:graphicData uri="http://schemas.openxmlformats.org/drawingml/2006/picture">
                 <pic:pic>
                   <pic:nvPicPr>
-                    <pic:cNvPr descr="C:/Users/laxmi/AppData/Local/Temp/nova-docs-7d75132e/test-plan-10.png" id="26" name="Picture"/>
+                    <pic:cNvPr descr="C:/Users/laxmi/AppData/Local/Temp/nova-docs-a9995d3c/test-plan-10.png" id="26" name="Picture"/>
                     <pic:cNvPicPr>
                       <a:picLocks noChangeArrowheads="1" noChangeAspect="1"/>
                     </pic:cNvPicPr>
@@ -4430,7 +4430,7 @@
               <a:graphicData uri="http://schemas.openxmlformats.org/drawingml/2006/picture">
                 <pic:pic>
                   <pic:nvPicPr>
-                    <pic:cNvPr descr="C:/Users/laxmi/AppData/Local/Temp/nova-docs-7d75132e/test-plan-11.png" id="36" name="Picture"/>
+                    <pic:cNvPr descr="C:/Users/laxmi/AppData/Local/Temp/nova-docs-a9995d3c/test-plan-11.png" id="36" name="Picture"/>
                     <pic:cNvPicPr>
                       <a:picLocks noChangeArrowheads="1" noChangeAspect="1"/>
                     </pic:cNvPicPr>

--- a/docs/dist/test-plan.docx
+++ b/docs/dist/test-plan.docx
@@ -2232,7 +2232,7 @@
               <a:graphicData uri="http://schemas.openxmlformats.org/drawingml/2006/picture">
                 <pic:pic>
                   <pic:nvPicPr>
-                    <pic:cNvPr descr="C:/Users/laxmi/AppData/Local/Temp/nova-docs-a9995d3c/test-plan-10.png" id="26" name="Picture"/>
+                    <pic:cNvPr descr="C:/Users/laxmi/AppData/Local/Temp/nova-docs-469f4695/test-plan-10.png" id="26" name="Picture"/>
                     <pic:cNvPicPr>
                       <a:picLocks noChangeArrowheads="1" noChangeAspect="1"/>
                     </pic:cNvPicPr>
@@ -4430,7 +4430,7 @@
               <a:graphicData uri="http://schemas.openxmlformats.org/drawingml/2006/picture">
                 <pic:pic>
                   <pic:nvPicPr>
-                    <pic:cNvPr descr="C:/Users/laxmi/AppData/Local/Temp/nova-docs-a9995d3c/test-plan-11.png" id="36" name="Picture"/>
+                    <pic:cNvPr descr="C:/Users/laxmi/AppData/Local/Temp/nova-docs-469f4695/test-plan-11.png" id="36" name="Picture"/>
                     <pic:cNvPicPr>
                       <a:picLocks noChangeArrowheads="1" noChangeAspect="1"/>
                     </pic:cNvPicPr>
@@ -7113,7 +7113,7 @@
     <w:basedOn w:val="BodyTextChar"/>
     <w:rPr>
       <w:rFonts w:ascii="Consolas" w:hAnsi="Consolas"/>
-      <w:sz w:val="22"/>
+      <w:sz w:val="18"/>
     </w:rPr>
   </w:style>
   <w:style w:customStyle="1" w:styleId="SectionNumber" w:type="character">

--- a/docs/dist/test-plan.docx
+++ b/docs/dist/test-plan.docx
@@ -2232,7 +2232,7 @@
               <a:graphicData uri="http://schemas.openxmlformats.org/drawingml/2006/picture">
                 <pic:pic>
                   <pic:nvPicPr>
-                    <pic:cNvPr descr="C:/Users/laxmi/AppData/Local/Temp/nova-docs-469f4695/test-plan-10.png" id="26" name="Picture"/>
+                    <pic:cNvPr descr="C:/Users/laxmi/AppData/Local/Temp/nova-docs-9d5e1198/test-plan-10.png" id="26" name="Picture"/>
                     <pic:cNvPicPr>
                       <a:picLocks noChangeArrowheads="1" noChangeAspect="1"/>
                     </pic:cNvPicPr>
@@ -4430,7 +4430,7 @@
               <a:graphicData uri="http://schemas.openxmlformats.org/drawingml/2006/picture">
                 <pic:pic>
                   <pic:nvPicPr>
-                    <pic:cNvPr descr="C:/Users/laxmi/AppData/Local/Temp/nova-docs-469f4695/test-plan-11.png" id="36" name="Picture"/>
+                    <pic:cNvPr descr="C:/Users/laxmi/AppData/Local/Temp/nova-docs-9d5e1198/test-plan-11.png" id="36" name="Picture"/>
                     <pic:cNvPicPr>
                       <a:picLocks noChangeArrowheads="1" noChangeAspect="1"/>
                     </pic:cNvPicPr>

--- a/docs/dist/test-plan.docx
+++ b/docs/dist/test-plan.docx
@@ -2232,7 +2232,7 @@
               <a:graphicData uri="http://schemas.openxmlformats.org/drawingml/2006/picture">
                 <pic:pic>
                   <pic:nvPicPr>
-                    <pic:cNvPr descr="C:/Users/laxmi/AppData/Local/Temp/nova-docs-9d5e1198/test-plan-10.png" id="26" name="Picture"/>
+                    <pic:cNvPr descr="C:/Users/laxmi/AppData/Local/Temp/nova-docs-458a248a/test-plan-10.png" id="26" name="Picture"/>
                     <pic:cNvPicPr>
                       <a:picLocks noChangeArrowheads="1" noChangeAspect="1"/>
                     </pic:cNvPicPr>
@@ -4430,7 +4430,7 @@
               <a:graphicData uri="http://schemas.openxmlformats.org/drawingml/2006/picture">
                 <pic:pic>
                   <pic:nvPicPr>
-                    <pic:cNvPr descr="C:/Users/laxmi/AppData/Local/Temp/nova-docs-9d5e1198/test-plan-11.png" id="36" name="Picture"/>
+                    <pic:cNvPr descr="C:/Users/laxmi/AppData/Local/Temp/nova-docs-458a248a/test-plan-11.png" id="36" name="Picture"/>
                     <pic:cNvPicPr>
                       <a:picLocks noChangeArrowheads="1" noChangeAspect="1"/>
                     </pic:cNvPicPr>

--- a/docs/dist/test-plan.docx
+++ b/docs/dist/test-plan.docx
@@ -2232,7 +2232,7 @@
               <a:graphicData uri="http://schemas.openxmlformats.org/drawingml/2006/picture">
                 <pic:pic>
                   <pic:nvPicPr>
-                    <pic:cNvPr descr="C:/Users/laxmi/AppData/Local/Temp/nova-docs-458a248a/test-plan-10.png" id="26" name="Picture"/>
+                    <pic:cNvPr descr="C:/Users/laxmi/AppData/Local/Temp/nova-docs-220cb107/test-plan-10.png" id="26" name="Picture"/>
                     <pic:cNvPicPr>
                       <a:picLocks noChangeArrowheads="1" noChangeAspect="1"/>
                     </pic:cNvPicPr>
@@ -4430,7 +4430,7 @@
               <a:graphicData uri="http://schemas.openxmlformats.org/drawingml/2006/picture">
                 <pic:pic>
                   <pic:nvPicPr>
-                    <pic:cNvPr descr="C:/Users/laxmi/AppData/Local/Temp/nova-docs-458a248a/test-plan-11.png" id="36" name="Picture"/>
+                    <pic:cNvPr descr="C:/Users/laxmi/AppData/Local/Temp/nova-docs-220cb107/test-plan-11.png" id="36" name="Picture"/>
                     <pic:cNvPicPr>
                       <a:picLocks noChangeArrowheads="1" noChangeAspect="1"/>
                     </pic:cNvPicPr>

--- a/docs/dist/test-plan.docx
+++ b/docs/dist/test-plan.docx
@@ -2232,7 +2232,7 @@
               <a:graphicData uri="http://schemas.openxmlformats.org/drawingml/2006/picture">
                 <pic:pic>
                   <pic:nvPicPr>
-                    <pic:cNvPr descr="C:/Users/laxmi/AppData/Local/Temp/nova-docs-220cb107/test-plan-10.png" id="26" name="Picture"/>
+                    <pic:cNvPr descr="C:/Users/laxmi/AppData/Local/Temp/nova-docs-661f5b5e/test-plan-10.png" id="26" name="Picture"/>
                     <pic:cNvPicPr>
                       <a:picLocks noChangeArrowheads="1" noChangeAspect="1"/>
                     </pic:cNvPicPr>
@@ -4430,7 +4430,7 @@
               <a:graphicData uri="http://schemas.openxmlformats.org/drawingml/2006/picture">
                 <pic:pic>
                   <pic:nvPicPr>
-                    <pic:cNvPr descr="C:/Users/laxmi/AppData/Local/Temp/nova-docs-220cb107/test-plan-11.png" id="36" name="Picture"/>
+                    <pic:cNvPr descr="C:/Users/laxmi/AppData/Local/Temp/nova-docs-661f5b5e/test-plan-11.png" id="36" name="Picture"/>
                     <pic:cNvPicPr>
                       <a:picLocks noChangeArrowheads="1" noChangeAspect="1"/>
                     </pic:cNvPicPr>

--- a/docs/dist/test-plan.docx
+++ b/docs/dist/test-plan.docx
@@ -2232,7 +2232,7 @@
               <a:graphicData uri="http://schemas.openxmlformats.org/drawingml/2006/picture">
                 <pic:pic>
                   <pic:nvPicPr>
-                    <pic:cNvPr descr="C:/Users/laxmi/AppData/Local/Temp/nova-docs-661f5b5e/test-plan-10.png" id="26" name="Picture"/>
+                    <pic:cNvPr descr="C:/Users/laxmi/AppData/Local/Temp/nova-docs-673141bd/test-plan-10.png" id="26" name="Picture"/>
                     <pic:cNvPicPr>
                       <a:picLocks noChangeArrowheads="1" noChangeAspect="1"/>
                     </pic:cNvPicPr>
@@ -4430,7 +4430,7 @@
               <a:graphicData uri="http://schemas.openxmlformats.org/drawingml/2006/picture">
                 <pic:pic>
                   <pic:nvPicPr>
-                    <pic:cNvPr descr="C:/Users/laxmi/AppData/Local/Temp/nova-docs-661f5b5e/test-plan-11.png" id="36" name="Picture"/>
+                    <pic:cNvPr descr="C:/Users/laxmi/AppData/Local/Temp/nova-docs-673141bd/test-plan-11.png" id="36" name="Picture"/>
                     <pic:cNvPicPr>
                       <a:picLocks noChangeArrowheads="1" noChangeAspect="1"/>
                     </pic:cNvPicPr>

--- a/docs/dist/test-plan.docx
+++ b/docs/dist/test-plan.docx
@@ -2232,7 +2232,7 @@
               <a:graphicData uri="http://schemas.openxmlformats.org/drawingml/2006/picture">
                 <pic:pic>
                   <pic:nvPicPr>
-                    <pic:cNvPr descr="C:/Users/laxmi/AppData/Local/Temp/nova-docs-673141bd/test-plan-10.png" id="26" name="Picture"/>
+                    <pic:cNvPr descr="C:/Users/laxmi/AppData/Local/Temp/nova-docs-6bc4c78f/test-plan-10.png" id="26" name="Picture"/>
                     <pic:cNvPicPr>
                       <a:picLocks noChangeArrowheads="1" noChangeAspect="1"/>
                     </pic:cNvPicPr>
@@ -4430,7 +4430,7 @@
               <a:graphicData uri="http://schemas.openxmlformats.org/drawingml/2006/picture">
                 <pic:pic>
                   <pic:nvPicPr>
-                    <pic:cNvPr descr="C:/Users/laxmi/AppData/Local/Temp/nova-docs-673141bd/test-plan-11.png" id="36" name="Picture"/>
+                    <pic:cNvPr descr="C:/Users/laxmi/AppData/Local/Temp/nova-docs-6bc4c78f/test-plan-11.png" id="36" name="Picture"/>
                     <pic:cNvPicPr>
                       <a:picLocks noChangeArrowheads="1" noChangeAspect="1"/>
                     </pic:cNvPicPr>

--- a/docs/dist/test-plan.docx
+++ b/docs/dist/test-plan.docx
@@ -2232,7 +2232,7 @@
               <a:graphicData uri="http://schemas.openxmlformats.org/drawingml/2006/picture">
                 <pic:pic>
                   <pic:nvPicPr>
-                    <pic:cNvPr descr="C:/Users/laxmi/AppData/Local/Temp/nova-docs-6bc4c78f/test-plan-10.png" id="26" name="Picture"/>
+                    <pic:cNvPr descr="C:/Users/laxmi/AppData/Local/Temp/nova-docs-ae6bfa96/test-plan-10.png" id="26" name="Picture"/>
                     <pic:cNvPicPr>
                       <a:picLocks noChangeArrowheads="1" noChangeAspect="1"/>
                     </pic:cNvPicPr>
@@ -4430,7 +4430,7 @@
               <a:graphicData uri="http://schemas.openxmlformats.org/drawingml/2006/picture">
                 <pic:pic>
                   <pic:nvPicPr>
-                    <pic:cNvPr descr="C:/Users/laxmi/AppData/Local/Temp/nova-docs-6bc4c78f/test-plan-11.png" id="36" name="Picture"/>
+                    <pic:cNvPr descr="C:/Users/laxmi/AppData/Local/Temp/nova-docs-ae6bfa96/test-plan-11.png" id="36" name="Picture"/>
                     <pic:cNvPicPr>
                       <a:picLocks noChangeArrowheads="1" noChangeAspect="1"/>
                     </pic:cNvPicPr>

--- a/docs/dist/test-plan.docx
+++ b/docs/dist/test-plan.docx
@@ -2232,7 +2232,7 @@
               <a:graphicData uri="http://schemas.openxmlformats.org/drawingml/2006/picture">
                 <pic:pic>
                   <pic:nvPicPr>
-                    <pic:cNvPr descr="C:/Users/laxmi/AppData/Local/Temp/nova-docs-ae6bfa96/test-plan-10.png" id="26" name="Picture"/>
+                    <pic:cNvPr descr="C:/Users/laxmi/AppData/Local/Temp/nova-docs-b9545df6/test-plan-10.png" id="26" name="Picture"/>
                     <pic:cNvPicPr>
                       <a:picLocks noChangeArrowheads="1" noChangeAspect="1"/>
                     </pic:cNvPicPr>
@@ -4430,7 +4430,7 @@
               <a:graphicData uri="http://schemas.openxmlformats.org/drawingml/2006/picture">
                 <pic:pic>
                   <pic:nvPicPr>
-                    <pic:cNvPr descr="C:/Users/laxmi/AppData/Local/Temp/nova-docs-ae6bfa96/test-plan-11.png" id="36" name="Picture"/>
+                    <pic:cNvPr descr="C:/Users/laxmi/AppData/Local/Temp/nova-docs-b9545df6/test-plan-11.png" id="36" name="Picture"/>
                     <pic:cNvPicPr>
                       <a:picLocks noChangeArrowheads="1" noChangeAspect="1"/>
                     </pic:cNvPicPr>
